--- a/public/fun/forms/이력서_백엔드개발자_6_NCS형.docx
+++ b/public/fun/forms/이력서_백엔드개발자_6_NCS형.docx
@@ -441,28 +441,76 @@
             <w:tcW w:type="dxa" w:w="2085"/>
             <w:vAlign w:val="center"/>
           </w:tcPr>
-          <w:p/>
+          <w:p>
+            <w:pPr>
+              <w:spacing w:before="0" w:after="0"/>
+              <w:jc w:val="left"/>
+            </w:pPr>
+            <w:r>
+              <w:rPr>
+                <w:color w:val="A9B0B8"/>
+                <w:sz w:val="16"/>
+              </w:rPr>
+              <w:t>예) 2022.03 ~ 2024.02</w:t>
+            </w:r>
+          </w:p>
         </w:tc>
         <w:tc>
           <w:tcPr>
             <w:tcW w:type="dxa" w:w="2775"/>
             <w:vAlign w:val="center"/>
           </w:tcPr>
-          <w:p/>
+          <w:p>
+            <w:pPr>
+              <w:spacing w:before="0" w:after="0"/>
+              <w:jc w:val="left"/>
+            </w:pPr>
+            <w:r>
+              <w:rPr>
+                <w:color w:val="A9B0B8"/>
+                <w:sz w:val="16"/>
+              </w:rPr>
+              <w:t>○○대학교 (졸업)</w:t>
+            </w:r>
+          </w:p>
         </w:tc>
         <w:tc>
           <w:tcPr>
             <w:tcW w:type="dxa" w:w="2775"/>
             <w:vAlign w:val="center"/>
           </w:tcPr>
-          <w:p/>
+          <w:p>
+            <w:pPr>
+              <w:spacing w:before="0" w:after="0"/>
+              <w:jc w:val="left"/>
+            </w:pPr>
+            <w:r>
+              <w:rPr>
+                <w:color w:val="A9B0B8"/>
+                <w:sz w:val="16"/>
+              </w:rPr>
+              <w:t>○○학과 (졸업)</w:t>
+            </w:r>
+          </w:p>
         </w:tc>
         <w:tc>
           <w:tcPr>
             <w:tcW w:type="dxa" w:w="2775"/>
             <w:vAlign w:val="center"/>
           </w:tcPr>
-          <w:p/>
+          <w:p>
+            <w:pPr>
+              <w:spacing w:before="0" w:after="0"/>
+              <w:jc w:val="left"/>
+            </w:pPr>
+            <w:r>
+              <w:rPr>
+                <w:color w:val="A9B0B8"/>
+                <w:sz w:val="16"/>
+              </w:rPr>
+              <w:t>우수 · 장학 등</w:t>
+            </w:r>
+          </w:p>
         </w:tc>
       </w:tr>
       <w:tr>
@@ -1034,28 +1082,76 @@
             <w:tcW w:type="dxa" w:w="2085"/>
             <w:vAlign w:val="center"/>
           </w:tcPr>
-          <w:p/>
+          <w:p>
+            <w:pPr>
+              <w:spacing w:before="0" w:after="0"/>
+              <w:jc w:val="left"/>
+            </w:pPr>
+            <w:r>
+              <w:rPr>
+                <w:color w:val="A9B0B8"/>
+                <w:sz w:val="16"/>
+              </w:rPr>
+              <w:t>예) 2022.03 ~ 2024.02</w:t>
+            </w:r>
+          </w:p>
         </w:tc>
         <w:tc>
           <w:tcPr>
             <w:tcW w:type="dxa" w:w="2775"/>
             <w:vAlign w:val="center"/>
           </w:tcPr>
-          <w:p/>
+          <w:p>
+            <w:pPr>
+              <w:spacing w:before="0" w:after="0"/>
+              <w:jc w:val="left"/>
+            </w:pPr>
+            <w:r>
+              <w:rPr>
+                <w:color w:val="A9B0B8"/>
+                <w:sz w:val="16"/>
+              </w:rPr>
+              <w:t>○○(주) / ○○팀</w:t>
+            </w:r>
+          </w:p>
         </w:tc>
         <w:tc>
           <w:tcPr>
             <w:tcW w:type="dxa" w:w="2775"/>
             <w:vAlign w:val="center"/>
           </w:tcPr>
-          <w:p/>
+          <w:p>
+            <w:pPr>
+              <w:spacing w:before="0" w:after="0"/>
+              <w:jc w:val="left"/>
+            </w:pPr>
+            <w:r>
+              <w:rPr>
+                <w:color w:val="A9B0B8"/>
+                <w:sz w:val="16"/>
+              </w:rPr>
+              <w:t>○○ 담당</w:t>
+            </w:r>
+          </w:p>
         </w:tc>
         <w:tc>
           <w:tcPr>
             <w:tcW w:type="dxa" w:w="2775"/>
             <w:vAlign w:val="center"/>
           </w:tcPr>
-          <w:p/>
+          <w:p>
+            <w:pPr>
+              <w:spacing w:before="0" w:after="0"/>
+              <w:jc w:val="left"/>
+            </w:pPr>
+            <w:r>
+              <w:rPr>
+                <w:color w:val="A9B0B8"/>
+                <w:sz w:val="16"/>
+              </w:rPr>
+              <w:t>핵심 업무 + 숫자 성과</w:t>
+            </w:r>
+          </w:p>
         </w:tc>
       </w:tr>
       <w:tr>
@@ -1869,14 +1965,38 @@
             <w:tcW w:type="dxa" w:w="2085"/>
             <w:vAlign w:val="center"/>
           </w:tcPr>
-          <w:p/>
+          <w:p>
+            <w:pPr>
+              <w:spacing w:before="0" w:after="0"/>
+              <w:jc w:val="left"/>
+            </w:pPr>
+            <w:r>
+              <w:rPr>
+                <w:color w:val="A9B0B8"/>
+                <w:sz w:val="16"/>
+              </w:rPr>
+              <w:t>예) 2024.06.</w:t>
+            </w:r>
+          </w:p>
         </w:tc>
         <w:tc>
           <w:tcPr>
             <w:tcW w:type="dxa" w:w="4170"/>
             <w:vAlign w:val="center"/>
           </w:tcPr>
-          <w:p/>
+          <w:p>
+            <w:pPr>
+              <w:spacing w:before="0" w:after="0"/>
+              <w:jc w:val="left"/>
+            </w:pPr>
+            <w:r>
+              <w:rPr>
+                <w:color w:val="A9B0B8"/>
+                <w:sz w:val="16"/>
+              </w:rPr>
+              <w:t>배운 점 · 활동 내용</w:t>
+            </w:r>
+          </w:p>
         </w:tc>
         <w:tc>
           <w:tcPr>

--- a/public/fun/forms/이력서_백엔드개발자_6_NCS형.docx
+++ b/public/fun/forms/이력서_백엔드개발자_6_NCS형.docx
@@ -108,10 +108,10 @@
         <w:tblLook w:firstColumn="1" w:firstRow="1" w:lastColumn="0" w:lastRow="0" w:noHBand="0" w:noVBand="1" w:val="04A0"/>
       </w:tblPr>
       <w:tblGrid>
-        <w:gridCol w:w="1200"/>
+        <w:gridCol w:w="1425"/>
         <w:gridCol w:w="3975"/>
-        <w:gridCol w:w="1200"/>
-        <w:gridCol w:w="4035"/>
+        <w:gridCol w:w="1425"/>
+        <w:gridCol w:w="3585"/>
       </w:tblGrid>
       <w:tr>
         <w:trPr>
@@ -120,7 +120,7 @@
         </w:trPr>
         <w:tc>
           <w:tcPr>
-            <w:tcW w:type="dxa" w:w="1200"/>
+            <w:tcW w:type="dxa" w:w="1425"/>
             <w:shd w:val="clear" w:color="auto" w:fill="F2F5F3"/>
             <w:vAlign w:val="center"/>
           </w:tcPr>
@@ -148,7 +148,7 @@
         </w:tc>
         <w:tc>
           <w:tcPr>
-            <w:tcW w:type="dxa" w:w="1200"/>
+            <w:tcW w:type="dxa" w:w="1425"/>
             <w:shd w:val="clear" w:color="auto" w:fill="F2F5F3"/>
             <w:vAlign w:val="center"/>
           </w:tcPr>
@@ -169,7 +169,7 @@
         </w:tc>
         <w:tc>
           <w:tcPr>
-            <w:tcW w:type="dxa" w:w="4035"/>
+            <w:tcW w:type="dxa" w:w="3585"/>
             <w:vAlign w:val="center"/>
           </w:tcPr>
           <w:p/>
@@ -182,7 +182,7 @@
         </w:trPr>
         <w:tc>
           <w:tcPr>
-            <w:tcW w:type="dxa" w:w="1200"/>
+            <w:tcW w:type="dxa" w:w="1425"/>
             <w:shd w:val="clear" w:color="auto" w:fill="F2F5F3"/>
             <w:vAlign w:val="center"/>
           </w:tcPr>
@@ -210,7 +210,7 @@
         </w:tc>
         <w:tc>
           <w:tcPr>
-            <w:tcW w:type="dxa" w:w="1200"/>
+            <w:tcW w:type="dxa" w:w="1425"/>
             <w:shd w:val="clear" w:color="auto" w:fill="F2F5F3"/>
             <w:vAlign w:val="center"/>
           </w:tcPr>
@@ -231,7 +231,7 @@
         </w:tc>
         <w:tc>
           <w:tcPr>
-            <w:tcW w:type="dxa" w:w="4035"/>
+            <w:tcW w:type="dxa" w:w="3585"/>
             <w:vAlign w:val="center"/>
           </w:tcPr>
           <w:p/>
@@ -244,7 +244,7 @@
         </w:trPr>
         <w:tc>
           <w:tcPr>
-            <w:tcW w:type="dxa" w:w="1200"/>
+            <w:tcW w:type="dxa" w:w="1425"/>
             <w:shd w:val="clear" w:color="auto" w:fill="F2F5F3"/>
             <w:vAlign w:val="center"/>
           </w:tcPr>
@@ -265,7 +265,7 @@
         </w:tc>
         <w:tc>
           <w:tcPr>
-            <w:tcW w:type="dxa" w:w="9210"/>
+            <w:tcW w:type="dxa" w:w="8985"/>
             <w:gridSpan w:val="3"/>
             <w:vAlign w:val="center"/>
           </w:tcPr>
@@ -1294,10 +1294,10 @@
         <w:tblLook w:firstColumn="1" w:firstRow="1" w:lastColumn="0" w:lastRow="0" w:noHBand="0" w:noVBand="1" w:val="04A0"/>
       </w:tblPr>
       <w:tblGrid>
-        <w:gridCol w:w="1380"/>
-        <w:gridCol w:w="3825"/>
-        <w:gridCol w:w="1380"/>
-        <w:gridCol w:w="3825"/>
+        <w:gridCol w:w="1470"/>
+        <w:gridCol w:w="3735"/>
+        <w:gridCol w:w="1470"/>
+        <w:gridCol w:w="3735"/>
       </w:tblGrid>
       <w:tr>
         <w:trPr>
@@ -1306,7 +1306,7 @@
         </w:trPr>
         <w:tc>
           <w:tcPr>
-            <w:tcW w:type="dxa" w:w="1380"/>
+            <w:tcW w:type="dxa" w:w="1470"/>
             <w:shd w:val="clear" w:color="auto" w:fill="F2F5F3"/>
             <w:vAlign w:val="center"/>
           </w:tcPr>
@@ -1327,14 +1327,14 @@
         </w:tc>
         <w:tc>
           <w:tcPr>
-            <w:tcW w:type="dxa" w:w="3825"/>
+            <w:tcW w:type="dxa" w:w="3735"/>
             <w:vAlign w:val="center"/>
           </w:tcPr>
           <w:p/>
         </w:tc>
         <w:tc>
           <w:tcPr>
-            <w:tcW w:type="dxa" w:w="1380"/>
+            <w:tcW w:type="dxa" w:w="1470"/>
             <w:shd w:val="clear" w:color="auto" w:fill="F2F5F3"/>
             <w:vAlign w:val="center"/>
           </w:tcPr>
@@ -1355,7 +1355,7 @@
         </w:tc>
         <w:tc>
           <w:tcPr>
-            <w:tcW w:type="dxa" w:w="3825"/>
+            <w:tcW w:type="dxa" w:w="3735"/>
             <w:vAlign w:val="center"/>
           </w:tcPr>
           <w:p/>
@@ -1368,7 +1368,7 @@
         </w:trPr>
         <w:tc>
           <w:tcPr>
-            <w:tcW w:type="dxa" w:w="1380"/>
+            <w:tcW w:type="dxa" w:w="1470"/>
             <w:shd w:val="clear" w:color="auto" w:fill="F2F5F3"/>
             <w:vAlign w:val="center"/>
           </w:tcPr>
@@ -1389,14 +1389,14 @@
         </w:tc>
         <w:tc>
           <w:tcPr>
-            <w:tcW w:type="dxa" w:w="3825"/>
+            <w:tcW w:type="dxa" w:w="3735"/>
             <w:vAlign w:val="center"/>
           </w:tcPr>
           <w:p/>
         </w:tc>
         <w:tc>
           <w:tcPr>
-            <w:tcW w:type="dxa" w:w="1380"/>
+            <w:tcW w:type="dxa" w:w="1470"/>
             <w:shd w:val="clear" w:color="auto" w:fill="F2F5F3"/>
             <w:vAlign w:val="center"/>
           </w:tcPr>
@@ -1417,7 +1417,7 @@
         </w:tc>
         <w:tc>
           <w:tcPr>
-            <w:tcW w:type="dxa" w:w="3825"/>
+            <w:tcW w:type="dxa" w:w="3735"/>
             <w:vAlign w:val="center"/>
           </w:tcPr>
           <w:p/>
@@ -1430,7 +1430,7 @@
         </w:trPr>
         <w:tc>
           <w:tcPr>
-            <w:tcW w:type="dxa" w:w="1380"/>
+            <w:tcW w:type="dxa" w:w="1470"/>
             <w:shd w:val="clear" w:color="auto" w:fill="F2F5F3"/>
             <w:vAlign w:val="center"/>
           </w:tcPr>
@@ -1451,7 +1451,7 @@
         </w:tc>
         <w:tc>
           <w:tcPr>
-            <w:tcW w:type="dxa" w:w="9030"/>
+            <w:tcW w:type="dxa" w:w="8940"/>
             <w:gridSpan w:val="3"/>
           </w:tcPr>
           <w:p/>
@@ -1485,10 +1485,10 @@
         <w:tblLook w:firstColumn="1" w:firstRow="1" w:lastColumn="0" w:lastRow="0" w:noHBand="0" w:noVBand="1" w:val="04A0"/>
       </w:tblPr>
       <w:tblGrid>
-        <w:gridCol w:w="1380"/>
-        <w:gridCol w:w="3825"/>
-        <w:gridCol w:w="1380"/>
-        <w:gridCol w:w="3825"/>
+        <w:gridCol w:w="1470"/>
+        <w:gridCol w:w="3735"/>
+        <w:gridCol w:w="1470"/>
+        <w:gridCol w:w="3735"/>
       </w:tblGrid>
       <w:tr>
         <w:trPr>
@@ -1497,7 +1497,7 @@
         </w:trPr>
         <w:tc>
           <w:tcPr>
-            <w:tcW w:type="dxa" w:w="1380"/>
+            <w:tcW w:type="dxa" w:w="1470"/>
             <w:shd w:val="clear" w:color="auto" w:fill="F2F5F3"/>
             <w:vAlign w:val="center"/>
           </w:tcPr>
@@ -1518,14 +1518,14 @@
         </w:tc>
         <w:tc>
           <w:tcPr>
-            <w:tcW w:type="dxa" w:w="3825"/>
+            <w:tcW w:type="dxa" w:w="3735"/>
             <w:vAlign w:val="center"/>
           </w:tcPr>
           <w:p/>
         </w:tc>
         <w:tc>
           <w:tcPr>
-            <w:tcW w:type="dxa" w:w="1380"/>
+            <w:tcW w:type="dxa" w:w="1470"/>
             <w:shd w:val="clear" w:color="auto" w:fill="F2F5F3"/>
             <w:vAlign w:val="center"/>
           </w:tcPr>
@@ -1546,7 +1546,7 @@
         </w:tc>
         <w:tc>
           <w:tcPr>
-            <w:tcW w:type="dxa" w:w="3825"/>
+            <w:tcW w:type="dxa" w:w="3735"/>
             <w:vAlign w:val="center"/>
           </w:tcPr>
           <w:p/>
@@ -1559,7 +1559,7 @@
         </w:trPr>
         <w:tc>
           <w:tcPr>
-            <w:tcW w:type="dxa" w:w="1380"/>
+            <w:tcW w:type="dxa" w:w="1470"/>
             <w:shd w:val="clear" w:color="auto" w:fill="F2F5F3"/>
             <w:vAlign w:val="center"/>
           </w:tcPr>
@@ -1580,14 +1580,14 @@
         </w:tc>
         <w:tc>
           <w:tcPr>
-            <w:tcW w:type="dxa" w:w="3825"/>
+            <w:tcW w:type="dxa" w:w="3735"/>
             <w:vAlign w:val="center"/>
           </w:tcPr>
           <w:p/>
         </w:tc>
         <w:tc>
           <w:tcPr>
-            <w:tcW w:type="dxa" w:w="1380"/>
+            <w:tcW w:type="dxa" w:w="1470"/>
             <w:shd w:val="clear" w:color="auto" w:fill="F2F5F3"/>
             <w:vAlign w:val="center"/>
           </w:tcPr>
@@ -1608,7 +1608,7 @@
         </w:tc>
         <w:tc>
           <w:tcPr>
-            <w:tcW w:type="dxa" w:w="3825"/>
+            <w:tcW w:type="dxa" w:w="3735"/>
             <w:vAlign w:val="center"/>
           </w:tcPr>
           <w:p/>
@@ -1621,7 +1621,7 @@
         </w:trPr>
         <w:tc>
           <w:tcPr>
-            <w:tcW w:type="dxa" w:w="1380"/>
+            <w:tcW w:type="dxa" w:w="1470"/>
             <w:shd w:val="clear" w:color="auto" w:fill="F2F5F3"/>
             <w:vAlign w:val="center"/>
           </w:tcPr>
@@ -1642,7 +1642,7 @@
         </w:tc>
         <w:tc>
           <w:tcPr>
-            <w:tcW w:type="dxa" w:w="9030"/>
+            <w:tcW w:type="dxa" w:w="8940"/>
             <w:gridSpan w:val="3"/>
           </w:tcPr>
           <w:p/>
@@ -1676,10 +1676,10 @@
         <w:tblLook w:firstColumn="1" w:firstRow="1" w:lastColumn="0" w:lastRow="0" w:noHBand="0" w:noVBand="1" w:val="04A0"/>
       </w:tblPr>
       <w:tblGrid>
-        <w:gridCol w:w="1380"/>
-        <w:gridCol w:w="3825"/>
-        <w:gridCol w:w="1380"/>
-        <w:gridCol w:w="3825"/>
+        <w:gridCol w:w="1470"/>
+        <w:gridCol w:w="3735"/>
+        <w:gridCol w:w="1470"/>
+        <w:gridCol w:w="3735"/>
       </w:tblGrid>
       <w:tr>
         <w:trPr>
@@ -1688,7 +1688,7 @@
         </w:trPr>
         <w:tc>
           <w:tcPr>
-            <w:tcW w:type="dxa" w:w="1380"/>
+            <w:tcW w:type="dxa" w:w="1470"/>
             <w:shd w:val="clear" w:color="auto" w:fill="F2F5F3"/>
             <w:vAlign w:val="center"/>
           </w:tcPr>
@@ -1709,14 +1709,14 @@
         </w:tc>
         <w:tc>
           <w:tcPr>
-            <w:tcW w:type="dxa" w:w="3825"/>
+            <w:tcW w:type="dxa" w:w="3735"/>
             <w:vAlign w:val="center"/>
           </w:tcPr>
           <w:p/>
         </w:tc>
         <w:tc>
           <w:tcPr>
-            <w:tcW w:type="dxa" w:w="1380"/>
+            <w:tcW w:type="dxa" w:w="1470"/>
             <w:shd w:val="clear" w:color="auto" w:fill="F2F5F3"/>
             <w:vAlign w:val="center"/>
           </w:tcPr>
@@ -1737,7 +1737,7 @@
         </w:tc>
         <w:tc>
           <w:tcPr>
-            <w:tcW w:type="dxa" w:w="3825"/>
+            <w:tcW w:type="dxa" w:w="3735"/>
             <w:vAlign w:val="center"/>
           </w:tcPr>
           <w:p/>
@@ -1750,7 +1750,7 @@
         </w:trPr>
         <w:tc>
           <w:tcPr>
-            <w:tcW w:type="dxa" w:w="1380"/>
+            <w:tcW w:type="dxa" w:w="1470"/>
             <w:shd w:val="clear" w:color="auto" w:fill="F2F5F3"/>
             <w:vAlign w:val="center"/>
           </w:tcPr>
@@ -1771,14 +1771,14 @@
         </w:tc>
         <w:tc>
           <w:tcPr>
-            <w:tcW w:type="dxa" w:w="3825"/>
+            <w:tcW w:type="dxa" w:w="3735"/>
             <w:vAlign w:val="center"/>
           </w:tcPr>
           <w:p/>
         </w:tc>
         <w:tc>
           <w:tcPr>
-            <w:tcW w:type="dxa" w:w="1380"/>
+            <w:tcW w:type="dxa" w:w="1470"/>
             <w:shd w:val="clear" w:color="auto" w:fill="F2F5F3"/>
             <w:vAlign w:val="center"/>
           </w:tcPr>
@@ -1799,7 +1799,7 @@
         </w:tc>
         <w:tc>
           <w:tcPr>
-            <w:tcW w:type="dxa" w:w="3825"/>
+            <w:tcW w:type="dxa" w:w="3735"/>
             <w:vAlign w:val="center"/>
           </w:tcPr>
           <w:p/>
@@ -1812,7 +1812,7 @@
         </w:trPr>
         <w:tc>
           <w:tcPr>
-            <w:tcW w:type="dxa" w:w="1380"/>
+            <w:tcW w:type="dxa" w:w="1470"/>
             <w:shd w:val="clear" w:color="auto" w:fill="F2F5F3"/>
             <w:vAlign w:val="center"/>
           </w:tcPr>
@@ -1833,7 +1833,7 @@
         </w:tc>
         <w:tc>
           <w:tcPr>
-            <w:tcW w:type="dxa" w:w="9030"/>
+            <w:tcW w:type="dxa" w:w="8940"/>
             <w:gridSpan w:val="3"/>
           </w:tcPr>
           <w:p/>
@@ -2109,10 +2109,10 @@
         <w:tblLook w:firstColumn="1" w:firstRow="1" w:lastColumn="0" w:lastRow="0" w:noHBand="0" w:noVBand="1" w:val="04A0"/>
       </w:tblPr>
       <w:tblGrid>
-        <w:gridCol w:w="1380"/>
-        <w:gridCol w:w="3825"/>
-        <w:gridCol w:w="1380"/>
-        <w:gridCol w:w="3825"/>
+        <w:gridCol w:w="1545"/>
+        <w:gridCol w:w="3660"/>
+        <w:gridCol w:w="1545"/>
+        <w:gridCol w:w="3660"/>
       </w:tblGrid>
       <w:tr>
         <w:trPr>
@@ -2121,7 +2121,7 @@
         </w:trPr>
         <w:tc>
           <w:tcPr>
-            <w:tcW w:type="dxa" w:w="1380"/>
+            <w:tcW w:type="dxa" w:w="1545"/>
             <w:shd w:val="clear" w:color="auto" w:fill="F2F5F3"/>
             <w:vAlign w:val="center"/>
           </w:tcPr>
@@ -2142,13 +2142,13 @@
         </w:tc>
         <w:tc>
           <w:tcPr>
-            <w:tcW w:type="dxa" w:w="3825"/>
+            <w:tcW w:type="dxa" w:w="3660"/>
           </w:tcPr>
           <w:p/>
         </w:tc>
         <w:tc>
           <w:tcPr>
-            <w:tcW w:type="dxa" w:w="1380"/>
+            <w:tcW w:type="dxa" w:w="1545"/>
             <w:shd w:val="clear" w:color="auto" w:fill="F2F5F3"/>
             <w:vAlign w:val="center"/>
           </w:tcPr>
@@ -2169,7 +2169,7 @@
         </w:tc>
         <w:tc>
           <w:tcPr>
-            <w:tcW w:type="dxa" w:w="3825"/>
+            <w:tcW w:type="dxa" w:w="3660"/>
           </w:tcPr>
           <w:p/>
         </w:tc>
@@ -2181,7 +2181,7 @@
         </w:trPr>
         <w:tc>
           <w:tcPr>
-            <w:tcW w:type="dxa" w:w="1380"/>
+            <w:tcW w:type="dxa" w:w="1545"/>
             <w:shd w:val="clear" w:color="auto" w:fill="F2F5F3"/>
             <w:vAlign w:val="center"/>
           </w:tcPr>
@@ -2202,13 +2202,13 @@
         </w:tc>
         <w:tc>
           <w:tcPr>
-            <w:tcW w:type="dxa" w:w="3825"/>
+            <w:tcW w:type="dxa" w:w="3660"/>
           </w:tcPr>
           <w:p/>
         </w:tc>
         <w:tc>
           <w:tcPr>
-            <w:tcW w:type="dxa" w:w="1380"/>
+            <w:tcW w:type="dxa" w:w="1545"/>
             <w:shd w:val="clear" w:color="auto" w:fill="F2F5F3"/>
             <w:vAlign w:val="center"/>
           </w:tcPr>
@@ -2223,13 +2223,15 @@
                 <w:color w:val="2B4634"/>
                 <w:sz w:val="18"/>
               </w:rPr>
-              <w:t>사용 기술 · 도구</w:t>
+              <w:t>사용 기술 ·</w:t>
+              <w:br/>
+              <w:t>도구</w:t>
             </w:r>
           </w:p>
         </w:tc>
         <w:tc>
           <w:tcPr>
-            <w:tcW w:type="dxa" w:w="3825"/>
+            <w:tcW w:type="dxa" w:w="3660"/>
           </w:tcPr>
           <w:p/>
         </w:tc>
@@ -2241,7 +2243,7 @@
         </w:trPr>
         <w:tc>
           <w:tcPr>
-            <w:tcW w:type="dxa" w:w="1380"/>
+            <w:tcW w:type="dxa" w:w="1545"/>
             <w:shd w:val="clear" w:color="auto" w:fill="F2F5F3"/>
             <w:vAlign w:val="center"/>
           </w:tcPr>
@@ -2262,7 +2264,7 @@
         </w:tc>
         <w:tc>
           <w:tcPr>
-            <w:tcW w:type="dxa" w:w="9030"/>
+            <w:tcW w:type="dxa" w:w="8865"/>
             <w:gridSpan w:val="3"/>
           </w:tcPr>
           <w:p/>
@@ -2275,7 +2277,7 @@
         </w:trPr>
         <w:tc>
           <w:tcPr>
-            <w:tcW w:type="dxa" w:w="1380"/>
+            <w:tcW w:type="dxa" w:w="1545"/>
             <w:shd w:val="clear" w:color="auto" w:fill="F2F5F3"/>
             <w:vAlign w:val="center"/>
           </w:tcPr>
@@ -2296,7 +2298,7 @@
         </w:tc>
         <w:tc>
           <w:tcPr>
-            <w:tcW w:type="dxa" w:w="9030"/>
+            <w:tcW w:type="dxa" w:w="8865"/>
             <w:gridSpan w:val="3"/>
           </w:tcPr>
           <w:p/>
@@ -2330,10 +2332,10 @@
         <w:tblLook w:firstColumn="1" w:firstRow="1" w:lastColumn="0" w:lastRow="0" w:noHBand="0" w:noVBand="1" w:val="04A0"/>
       </w:tblPr>
       <w:tblGrid>
-        <w:gridCol w:w="1380"/>
-        <w:gridCol w:w="3825"/>
-        <w:gridCol w:w="1380"/>
-        <w:gridCol w:w="3825"/>
+        <w:gridCol w:w="1545"/>
+        <w:gridCol w:w="3660"/>
+        <w:gridCol w:w="1545"/>
+        <w:gridCol w:w="3660"/>
       </w:tblGrid>
       <w:tr>
         <w:trPr>
@@ -2342,7 +2344,7 @@
         </w:trPr>
         <w:tc>
           <w:tcPr>
-            <w:tcW w:type="dxa" w:w="1380"/>
+            <w:tcW w:type="dxa" w:w="1545"/>
             <w:shd w:val="clear" w:color="auto" w:fill="F2F5F3"/>
             <w:vAlign w:val="center"/>
           </w:tcPr>
@@ -2363,13 +2365,13 @@
         </w:tc>
         <w:tc>
           <w:tcPr>
-            <w:tcW w:type="dxa" w:w="3825"/>
+            <w:tcW w:type="dxa" w:w="3660"/>
           </w:tcPr>
           <w:p/>
         </w:tc>
         <w:tc>
           <w:tcPr>
-            <w:tcW w:type="dxa" w:w="1380"/>
+            <w:tcW w:type="dxa" w:w="1545"/>
             <w:shd w:val="clear" w:color="auto" w:fill="F2F5F3"/>
             <w:vAlign w:val="center"/>
           </w:tcPr>
@@ -2390,7 +2392,7 @@
         </w:tc>
         <w:tc>
           <w:tcPr>
-            <w:tcW w:type="dxa" w:w="3825"/>
+            <w:tcW w:type="dxa" w:w="3660"/>
           </w:tcPr>
           <w:p/>
         </w:tc>
@@ -2402,7 +2404,7 @@
         </w:trPr>
         <w:tc>
           <w:tcPr>
-            <w:tcW w:type="dxa" w:w="1380"/>
+            <w:tcW w:type="dxa" w:w="1545"/>
             <w:shd w:val="clear" w:color="auto" w:fill="F2F5F3"/>
             <w:vAlign w:val="center"/>
           </w:tcPr>
@@ -2423,13 +2425,13 @@
         </w:tc>
         <w:tc>
           <w:tcPr>
-            <w:tcW w:type="dxa" w:w="3825"/>
+            <w:tcW w:type="dxa" w:w="3660"/>
           </w:tcPr>
           <w:p/>
         </w:tc>
         <w:tc>
           <w:tcPr>
-            <w:tcW w:type="dxa" w:w="1380"/>
+            <w:tcW w:type="dxa" w:w="1545"/>
             <w:shd w:val="clear" w:color="auto" w:fill="F2F5F3"/>
             <w:vAlign w:val="center"/>
           </w:tcPr>
@@ -2444,13 +2446,15 @@
                 <w:color w:val="2B4634"/>
                 <w:sz w:val="18"/>
               </w:rPr>
-              <w:t>사용 기술 · 도구</w:t>
+              <w:t>사용 기술 ·</w:t>
+              <w:br/>
+              <w:t>도구</w:t>
             </w:r>
           </w:p>
         </w:tc>
         <w:tc>
           <w:tcPr>
-            <w:tcW w:type="dxa" w:w="3825"/>
+            <w:tcW w:type="dxa" w:w="3660"/>
           </w:tcPr>
           <w:p/>
         </w:tc>
@@ -2462,7 +2466,7 @@
         </w:trPr>
         <w:tc>
           <w:tcPr>
-            <w:tcW w:type="dxa" w:w="1380"/>
+            <w:tcW w:type="dxa" w:w="1545"/>
             <w:shd w:val="clear" w:color="auto" w:fill="F2F5F3"/>
             <w:vAlign w:val="center"/>
           </w:tcPr>
@@ -2483,7 +2487,7 @@
         </w:tc>
         <w:tc>
           <w:tcPr>
-            <w:tcW w:type="dxa" w:w="9030"/>
+            <w:tcW w:type="dxa" w:w="8865"/>
             <w:gridSpan w:val="3"/>
           </w:tcPr>
           <w:p/>
@@ -2496,7 +2500,7 @@
         </w:trPr>
         <w:tc>
           <w:tcPr>
-            <w:tcW w:type="dxa" w:w="1380"/>
+            <w:tcW w:type="dxa" w:w="1545"/>
             <w:shd w:val="clear" w:color="auto" w:fill="F2F5F3"/>
             <w:vAlign w:val="center"/>
           </w:tcPr>
@@ -2517,7 +2521,7 @@
         </w:tc>
         <w:tc>
           <w:tcPr>
-            <w:tcW w:type="dxa" w:w="9030"/>
+            <w:tcW w:type="dxa" w:w="8865"/>
             <w:gridSpan w:val="3"/>
           </w:tcPr>
           <w:p/>

--- a/public/fun/forms/이력서_백엔드개발자_6_NCS형.docx
+++ b/public/fun/forms/이력서_백엔드개발자_6_NCS형.docx
@@ -451,7 +451,7 @@
                 <w:color w:val="A9B0B8"/>
                 <w:sz w:val="16"/>
               </w:rPr>
-              <w:t>예) 2022.03 ~ 2024.02</w:t>
+              <w:t>예) ○○○○.○○ ~ ○○○○.○○</w:t>
             </w:r>
           </w:p>
         </w:tc>
@@ -470,7 +470,7 @@
                 <w:color w:val="A9B0B8"/>
                 <w:sz w:val="16"/>
               </w:rPr>
-              <w:t>○○대학교 (졸업)</w:t>
+              <w:t>학교명 입력 (졸업)</w:t>
             </w:r>
           </w:p>
         </w:tc>
@@ -489,7 +489,7 @@
                 <w:color w:val="A9B0B8"/>
                 <w:sz w:val="16"/>
               </w:rPr>
-              <w:t>○○학과 (졸업)</w:t>
+              <w:t>학과명 입력 (졸업)</w:t>
             </w:r>
           </w:p>
         </w:tc>
@@ -1092,7 +1092,7 @@
                 <w:color w:val="A9B0B8"/>
                 <w:sz w:val="16"/>
               </w:rPr>
-              <w:t>예) 2022.03 ~ 2024.02</w:t>
+              <w:t>예) ○○○○.○○ ~ ○○○○.○○</w:t>
             </w:r>
           </w:p>
         </w:tc>
@@ -1975,7 +1975,7 @@
                 <w:color w:val="A9B0B8"/>
                 <w:sz w:val="16"/>
               </w:rPr>
-              <w:t>예) 2024.06.</w:t>
+              <w:t>예) ○○○○.○○.</w:t>
             </w:r>
           </w:p>
         </w:tc>
@@ -2543,7 +2543,7 @@
         <w:rPr>
           <w:sz w:val="19"/>
         </w:rPr>
-        <w:t>위 내용은 사실과 다름이 없음을 확인합니다.     20      년      월      일     작성자 :  ______________  (서명)</w:t>
+        <w:t>위 내용은 사실과 다름이 없음을 확인합니다.           년      월      일     작성자 :  ______________  (서명)</w:t>
       </w:r>
     </w:p>
     <w:p>
@@ -2809,7 +2809,7 @@
                 <w:color w:val="4D755A"/>
                 <w:sz w:val="19"/>
               </w:rPr>
-              <w:t>2023.03~현재 · ○○(주) 결제팀 · 결제 API 응답시간 480ms → 290ms(−40%), 장애 알림 오탐 70% 감소</w:t>
+              <w:t>기간 입력 · ○○(주) 결제팀 · 결제 API 응답시간 480ms → 290ms(−40%), 장애 알림 오탐 70% 감소</w:t>
             </w:r>
           </w:p>
         </w:tc>
